--- a/teaching/thesis/masters-thesis-template.docx
+++ b/teaching/thesis/masters-thesis-template.docx
@@ -274,6 +274,23 @@
       </w:r>
     </w:p>
     <w:p>
+      <w:r>
+        <w:br w:type="page"/>
+      </w:r>
+    </w:p>
+    <w:p>
+      <w:pPr>
+        <w:pStyle w:val="Guida"/>
+        <w:spacing w:before="0" w:after="120" w:line="360" w:lineRule="auto"/>
+      </w:pPr>
+      <w:r>
+        <w:rPr>
+          <w:i/>
+        </w:rPr>
+        <w:t xml:space="preserve">This page is for the dedication. If you do not want one, delete it.</w:t>
+      </w:r>
+    </w:p>
+    <w:p>
       <w:pPr>
         <w:sectPr>
           <w:type w:val="nextPage"/>
@@ -603,6 +620,22 @@
       <w:r>
         <w:rPr/>
         <w:t xml:space="preserve">12</w:t>
+      </w:r>
+    </w:p>
+    <w:p>
+      <w:pPr>
+        <w:pStyle w:val="TOC1"/>
+      </w:pPr>
+      <w:r>
+        <w:rPr/>
+        <w:t xml:space="preserve">Appendix A Title of the appendix</w:t>
+      </w:r>
+      <w:r>
+        <w:tab/>
+      </w:r>
+      <w:r>
+        <w:rPr/>
+        <w:t xml:space="preserve">13</w:t>
       </w:r>
       <w:r>
         <w:fldChar w:fldCharType="end"/>
@@ -1841,6 +1874,81 @@
         <w:t xml:space="preserve">[3] D. Organisation, "Title of the page or of the documentation," https://example.org/page (accessed 4 October 2026).</w:t>
       </w:r>
     </w:p>
+    <w:p>
+      <w:pPr>
+        <w:pStyle w:val="Appendice"/>
+        <w:spacing w:before="1734" w:after="800" w:line="240" w:lineRule="auto"/>
+      </w:pPr>
+      <w:r>
+        <w:rPr>
+          <w:sz w:val="48"/>
+        </w:rPr>
+        <w:br/>
+        <w:br/>
+      </w:r>
+      <w:r>
+        <w:rPr/>
+        <w:t xml:space="preserve">Title of the appendix</w:t>
+      </w:r>
+    </w:p>
+    <w:p>
+      <w:pPr>
+        <w:pStyle w:val="Guida"/>
+        <w:spacing w:before="0" w:after="120" w:line="360" w:lineRule="auto"/>
+      </w:pPr>
+      <w:r>
+        <w:rPr>
+          <w:i/>
+        </w:rPr>
+        <w:t xml:space="preserve">Appendices take out of the body of the thesis what would weigh it down without adding anything to the argument: the procedure for installing an environment, the configuration of a board, the complete data tables of which the chapter showed only the summary, the code needed to reproduce the work but holding no interesting decision.</w:t>
+      </w:r>
+    </w:p>
+    <w:p>
+      <w:pPr>
+        <w:pStyle w:val="Guida"/>
+        <w:spacing w:before="0" w:after="120" w:line="360" w:lineRule="auto"/>
+      </w:pPr>
+      <w:r>
+        <w:rPr>
+          <w:i/>
+        </w:rPr>
+        <w:t xml:space="preserve">The criterion is the same as for a listing: if something is needed by whoever wants to redo what you did, but only makes the reader lose the thread, it belongs in an appendix.</w:t>
+      </w:r>
+    </w:p>
+    <w:p>
+      <w:pPr>
+        <w:pStyle w:val="Guida"/>
+        <w:spacing w:before="0" w:after="120" w:line="360" w:lineRule="auto"/>
+      </w:pPr>
+      <w:r>
+        <w:rPr>
+          <w:i/>
+        </w:rPr>
+        <w:t xml:space="preserve">Appendices are lettered and appear in the table of contents. Like figures, they must be referred to in the text: an appendix nobody cites is an appendix nobody reads. A possible example is the following:</w:t>
+      </w:r>
+    </w:p>
+    <w:p>
+      <w:pPr>
+        <w:pStyle w:val="Esempio"/>
+        <w:spacing w:before="0" w:after="120" w:line="360" w:lineRule="auto"/>
+      </w:pPr>
+      <w:r>
+        <w:rPr/>
+        <w:t xml:space="preserve">The complete procedure for installing the development environment is given in Appendix A.</w:t>
+      </w:r>
+    </w:p>
+    <w:p>
+      <w:pPr>
+        <w:pStyle w:val="Guida"/>
+        <w:spacing w:before="0" w:after="120" w:line="360" w:lineRule="auto"/>
+      </w:pPr>
+      <w:r>
+        <w:rPr>
+          <w:i/>
+        </w:rPr>
+        <w:t xml:space="preserve">If you have nothing to put there, delete this part.</w:t>
+      </w:r>
+    </w:p>
     <w:sectPr>
       <w:footerReference w:type="default" r:id="rId5"/>
       <w:pgSz w:w="11906" w:h="16838"/>
@@ -1928,8 +2036,30 @@
       </w:pPr>
     </w:lvl>
   </w:abstractNum>
+  <w:abstractNum w:abstractNumId="1">
+    <w:multiLevelType w:val="singleLevel"/>
+    <w:lvl w:ilvl="0">
+      <w:start w:val="1"/>
+      <w:numFmt w:val="upperLetter"/>
+      <w:pStyle w:val="Appendice"/>
+      <w:lvlText w:val="Appendix %1 "/>
+      <w:lvlJc w:val="left"/>
+      <w:suff w:val="nothing"/>
+      <w:pPr>
+        <w:ind w:left="0" w:firstLine="0"/>
+      </w:pPr>
+      <w:rPr>
+        <w:b/>
+        <w:sz w:val="50"/>
+        <w:szCs w:val="50"/>
+      </w:rPr>
+    </w:lvl>
+  </w:abstractNum>
   <w:num w:numId="1">
     <w:abstractNumId w:val="0"/>
+  </w:num>
+  <w:num w:numId="2">
+    <w:abstractNumId w:val="1"/>
   </w:num>
 </w:numbering>
 </file>
@@ -1980,6 +2110,26 @@
       <w:pageBreakBefore/>
       <w:outlineLvl w:val="0"/>
       <w:spacing w:before="1000" w:after="800"/>
+      <w:jc w:val="left"/>
+    </w:pPr>
+    <w:rPr>
+      <w:b/>
+      <w:sz w:val="50"/>
+      <w:szCs w:val="50"/>
+    </w:rPr>
+  </w:style>
+  <w:style w:type="paragraph" w:styleId="Appendice">
+    <w:name w:val="Appendice"/>
+    <w:basedOn w:val="Normal"/>
+    <w:next w:val="Normal"/>
+    <w:pPr>
+      <w:pageBreakBefore/>
+      <w:numPr>
+        <w:ilvl w:val="0"/>
+        <w:numId w:val="2"/>
+      </w:numPr>
+      <w:outlineLvl w:val="0"/>
+      <w:spacing w:before="1734" w:after="800"/>
       <w:jc w:val="left"/>
     </w:pPr>
     <w:rPr>
